--- a/docs/handover/word/EMHIP-01-Handover-Overview.docx
+++ b/docs/handover/word/EMHIP-01-Handover-Overview.docx
@@ -74,7 +74,7 @@
           <w:color w:val="6E6E6E"/>
           <w:sz w:val="22"/>
         </w:rPr>
-        <w:t>Version 1.0</w:t>
+        <w:t>Version 1.1</w:t>
       </w:r>
     </w:p>
     <w:p>
@@ -86,7 +86,7 @@
           <w:color w:val="6E6E6E"/>
           <w:sz w:val="22"/>
         </w:rPr>
-        <w:t>30 September 2026</w:t>
+        <w:t>7 October 2026</w:t>
       </w:r>
     </w:p>
     <w:p>
@@ -417,7 +417,7 @@
               <w:rPr>
                 <w:sz w:val="19"/>
               </w:rPr>
-              <w:t>One record per guest with tabs for demographics, clinical details and risk, DIALOG scores, pathway history, care plan, contacts, CPN record, documents, actions and notes</w:t>
+              <w:t>One record per guest with tabs for demographics, clinical details and risk, DIALOG scores, pathway history, care plan, contacts, casework notes, CPN record, documents, actions and notes</w:t>
             </w:r>
           </w:p>
         </w:tc>
@@ -491,9 +491,16 @@
             </w:pPr>
             <w:r>
               <w:rPr>
+                <w:b/>
                 <w:sz w:val="19"/>
               </w:rPr>
-              <w:t>Risk flags open an urgent episode with a 72-hour contact window, live updates, CMHT escalation and a full episode record</w:t>
+              <w:t>Raise Urgent Case</w:t>
+            </w:r>
+            <w:r>
+              <w:rPr>
+                <w:sz w:val="19"/>
+              </w:rPr>
+              <w:t xml:space="preserve"> puts a guest on the Urgent Cases dashboard with a 72-hour contact window and live updates. Each case has an Urgent Case Record: flag details, a record of any call to the CMHT, contacts since the flag, resolution and an audit trail</w:t>
             </w:r>
           </w:p>
         </w:tc>
@@ -1360,7 +1367,7 @@
               <w:rPr>
                 <w:sz w:val="19"/>
               </w:rPr>
-              <w:t>The customer's round 1 sheet with a resolution and retest steps for each item</w:t>
+              <w:t>The customer's round 1 sheet with a resolution and retest steps for each item. Round 2 (the Build Feedback sheet updated 7 October 2026) is answered item by item in document 07b</w:t>
             </w:r>
           </w:p>
         </w:tc>
@@ -1830,7 +1837,7 @@
       </w:r>
       <w:r>
         <w:rPr/>
-        <w:t xml:space="preserve"> everything in the functional requirements (v2) and the design handoff is built. The 30 September release adds the customer's round 1 feedback.</w:t>
+        <w:t xml:space="preserve"> everything in the functional requirements (v2) and the design handoff is built. The 30 September release adds the customer's round 1 feedback, and the 7 October release the round 2 feedback, including the Urgent Case Record built to the customer's specification.</w:t>
       </w:r>
     </w:p>
     <w:p>
@@ -1856,11 +1863,26 @@
         <w:rPr>
           <w:b/>
         </w:rPr>
+        <w:t>Testing feedback, round 2 (Build Feedback, updated 7 October 2026):</w:t>
+      </w:r>
+      <w:r>
+        <w:rPr/>
+        <w:t xml:space="preserve"> every open item is done and ready to retest except item 34, clearing the test data from the live system, which needs the customer's approval first. Item 10 ("Flag raised by: System Administrator") was caused by testing with the shared bootstrap Admin account; staff must sign in with their own accounts. Document 07b explains each item and how to retest it.</w:t>
+      </w:r>
+    </w:p>
+    <w:p>
+      <w:pPr>
+        <w:pStyle w:val="ListBullet"/>
+      </w:pPr>
+      <w:r>
+        <w:rPr>
+          <w:b/>
+        </w:rPr>
         <w:t>Automated checks:</w:t>
       </w:r>
       <w:r>
         <w:rPr/>
-        <w:t xml:space="preserve"> 74 unit tests and the API start-up test pass. The application builds cleanly; the only warnings are about stylesheet size and an older stylesheet syntax, and neither affects users.</w:t>
+        <w:t xml:space="preserve"> on 7 October 2026 the 106 unit tests and the API start-up test pass. The application builds cleanly; the only warnings are about stylesheet size and an older stylesheet syntax, and neither affects users.</w:t>
       </w:r>
     </w:p>
     <w:p>
@@ -2083,7 +2105,7 @@
               <w:rPr>
                 <w:sz w:val="19"/>
               </w:rPr>
-              <w:t>Urgent episode record, casework note attachments and UK GDPR controls</w:t>
+              <w:t>Urgent episode record (now the Urgent Case Record), casework note attachments and UK GDPR controls</w:t>
             </w:r>
           </w:p>
         </w:tc>
@@ -2123,6 +2145,43 @@
                 <w:sz w:val="19"/>
               </w:rPr>
               <w:t>Customer testing feedback, round 1, resolved; handover pack issued</w:t>
+            </w:r>
+          </w:p>
+        </w:tc>
+      </w:tr>
+      <w:tr>
+        <w:trPr>
+          <w:cantSplit/>
+        </w:trPr>
+        <w:tc>
+          <w:tcPr>
+            <w:tcW w:type="dxa" w:w="2078"/>
+          </w:tcPr>
+          <w:p>
+            <w:pPr>
+              <w:spacing w:after="0" w:line="252" w:lineRule="auto"/>
+            </w:pPr>
+            <w:r>
+              <w:rPr>
+                <w:sz w:val="19"/>
+              </w:rPr>
+              <w:t>7 October 2026</w:t>
+            </w:r>
+          </w:p>
+        </w:tc>
+        <w:tc>
+          <w:tcPr>
+            <w:tcW w:type="dxa" w:w="7333"/>
+          </w:tcPr>
+          <w:p>
+            <w:pPr>
+              <w:spacing w:after="0" w:line="252" w:lineRule="auto"/>
+            </w:pPr>
+            <w:r>
+              <w:rPr>
+                <w:sz w:val="19"/>
+              </w:rPr>
+              <w:t>Customer testing feedback, round 2 (Build Feedback v3): Urgent Case Record, Casework Notes tab, 8-year document retention; handover pack updated</w:t>
             </w:r>
           </w:p>
         </w:tc>
@@ -2222,7 +2281,7 @@
         </w:trPr>
         <w:tc>
           <w:tcPr>
-            <w:tcW w:type="dxa" w:w="863"/>
+            <w:tcW w:type="dxa" w:w="862"/>
             <w:shd w:val="clear" w:color="auto" w:fill="8D1B3D"/>
           </w:tcPr>
           <w:p>
@@ -2241,7 +2300,7 @@
         </w:tc>
         <w:tc>
           <w:tcPr>
-            <w:tcW w:type="dxa" w:w="2204"/>
+            <w:tcW w:type="dxa" w:w="2170"/>
             <w:shd w:val="clear" w:color="auto" w:fill="8D1B3D"/>
           </w:tcPr>
           <w:p>
@@ -2260,7 +2319,7 @@
         </w:tc>
         <w:tc>
           <w:tcPr>
-            <w:tcW w:type="dxa" w:w="2337"/>
+            <w:tcW w:type="dxa" w:w="2433"/>
             <w:shd w:val="clear" w:color="auto" w:fill="8D1B3D"/>
           </w:tcPr>
           <w:p>
@@ -2279,7 +2338,7 @@
         </w:tc>
         <w:tc>
           <w:tcPr>
-            <w:tcW w:type="dxa" w:w="4007"/>
+            <w:tcW w:type="dxa" w:w="3946"/>
             <w:shd w:val="clear" w:color="auto" w:fill="8D1B3D"/>
           </w:tcPr>
           <w:p>
@@ -2303,7 +2362,7 @@
         </w:trPr>
         <w:tc>
           <w:tcPr>
-            <w:tcW w:type="dxa" w:w="863"/>
+            <w:tcW w:type="dxa" w:w="862"/>
           </w:tcPr>
           <w:p>
             <w:pPr>
@@ -2319,7 +2378,7 @@
         </w:tc>
         <w:tc>
           <w:tcPr>
-            <w:tcW w:type="dxa" w:w="2204"/>
+            <w:tcW w:type="dxa" w:w="2170"/>
           </w:tcPr>
           <w:p>
             <w:pPr>
@@ -2335,7 +2394,7 @@
         </w:tc>
         <w:tc>
           <w:tcPr>
-            <w:tcW w:type="dxa" w:w="2337"/>
+            <w:tcW w:type="dxa" w:w="2433"/>
           </w:tcPr>
           <w:p>
             <w:pPr>
@@ -2351,7 +2410,7 @@
         </w:tc>
         <w:tc>
           <w:tcPr>
-            <w:tcW w:type="dxa" w:w="4007"/>
+            <w:tcW w:type="dxa" w:w="3946"/>
           </w:tcPr>
           <w:p>
             <w:pPr>
@@ -2372,7 +2431,7 @@
         </w:trPr>
         <w:tc>
           <w:tcPr>
-            <w:tcW w:type="dxa" w:w="863"/>
+            <w:tcW w:type="dxa" w:w="862"/>
             <w:shd w:val="clear" w:color="auto" w:fill="FAF6F7"/>
           </w:tcPr>
           <w:p>
@@ -2389,7 +2448,7 @@
         </w:tc>
         <w:tc>
           <w:tcPr>
-            <w:tcW w:type="dxa" w:w="2204"/>
+            <w:tcW w:type="dxa" w:w="2170"/>
             <w:shd w:val="clear" w:color="auto" w:fill="FAF6F7"/>
           </w:tcPr>
           <w:p>
@@ -2406,7 +2465,7 @@
         </w:tc>
         <w:tc>
           <w:tcPr>
-            <w:tcW w:type="dxa" w:w="2337"/>
+            <w:tcW w:type="dxa" w:w="2433"/>
             <w:shd w:val="clear" w:color="auto" w:fill="FAF6F7"/>
           </w:tcPr>
           <w:p>
@@ -2423,7 +2482,7 @@
         </w:tc>
         <w:tc>
           <w:tcPr>
-            <w:tcW w:type="dxa" w:w="4007"/>
+            <w:tcW w:type="dxa" w:w="3946"/>
             <w:shd w:val="clear" w:color="auto" w:fill="FAF6F7"/>
           </w:tcPr>
           <w:p>
@@ -2445,7 +2504,7 @@
         </w:trPr>
         <w:tc>
           <w:tcPr>
-            <w:tcW w:type="dxa" w:w="863"/>
+            <w:tcW w:type="dxa" w:w="862"/>
           </w:tcPr>
           <w:p>
             <w:pPr>
@@ -2461,7 +2520,7 @@
         </w:tc>
         <w:tc>
           <w:tcPr>
-            <w:tcW w:type="dxa" w:w="2204"/>
+            <w:tcW w:type="dxa" w:w="2170"/>
           </w:tcPr>
           <w:p>
             <w:pPr>
@@ -2477,7 +2536,7 @@
         </w:tc>
         <w:tc>
           <w:tcPr>
-            <w:tcW w:type="dxa" w:w="2337"/>
+            <w:tcW w:type="dxa" w:w="2433"/>
           </w:tcPr>
           <w:p>
             <w:pPr>
@@ -2493,7 +2552,7 @@
         </w:tc>
         <w:tc>
           <w:tcPr>
-            <w:tcW w:type="dxa" w:w="4007"/>
+            <w:tcW w:type="dxa" w:w="3946"/>
           </w:tcPr>
           <w:p>
             <w:pPr>
@@ -2514,7 +2573,7 @@
         </w:trPr>
         <w:tc>
           <w:tcPr>
-            <w:tcW w:type="dxa" w:w="863"/>
+            <w:tcW w:type="dxa" w:w="862"/>
             <w:shd w:val="clear" w:color="auto" w:fill="FAF6F7"/>
           </w:tcPr>
           <w:p>
@@ -2531,7 +2590,7 @@
         </w:tc>
         <w:tc>
           <w:tcPr>
-            <w:tcW w:type="dxa" w:w="2204"/>
+            <w:tcW w:type="dxa" w:w="2170"/>
             <w:shd w:val="clear" w:color="auto" w:fill="FAF6F7"/>
           </w:tcPr>
           <w:p>
@@ -2548,7 +2607,7 @@
         </w:tc>
         <w:tc>
           <w:tcPr>
-            <w:tcW w:type="dxa" w:w="2337"/>
+            <w:tcW w:type="dxa" w:w="2433"/>
             <w:shd w:val="clear" w:color="auto" w:fill="FAF6F7"/>
           </w:tcPr>
           <w:p>
@@ -2565,7 +2624,7 @@
         </w:tc>
         <w:tc>
           <w:tcPr>
-            <w:tcW w:type="dxa" w:w="4007"/>
+            <w:tcW w:type="dxa" w:w="3946"/>
             <w:shd w:val="clear" w:color="auto" w:fill="FAF6F7"/>
           </w:tcPr>
           <w:p>
@@ -2587,7 +2646,7 @@
         </w:trPr>
         <w:tc>
           <w:tcPr>
-            <w:tcW w:type="dxa" w:w="863"/>
+            <w:tcW w:type="dxa" w:w="862"/>
           </w:tcPr>
           <w:p>
             <w:pPr>
@@ -2603,7 +2662,7 @@
         </w:tc>
         <w:tc>
           <w:tcPr>
-            <w:tcW w:type="dxa" w:w="2204"/>
+            <w:tcW w:type="dxa" w:w="2170"/>
           </w:tcPr>
           <w:p>
             <w:pPr>
@@ -2619,7 +2678,7 @@
         </w:tc>
         <w:tc>
           <w:tcPr>
-            <w:tcW w:type="dxa" w:w="2337"/>
+            <w:tcW w:type="dxa" w:w="2433"/>
           </w:tcPr>
           <w:p>
             <w:pPr>
@@ -2635,7 +2694,7 @@
         </w:tc>
         <w:tc>
           <w:tcPr>
-            <w:tcW w:type="dxa" w:w="4007"/>
+            <w:tcW w:type="dxa" w:w="3946"/>
           </w:tcPr>
           <w:p>
             <w:pPr>
@@ -2656,7 +2715,7 @@
         </w:trPr>
         <w:tc>
           <w:tcPr>
-            <w:tcW w:type="dxa" w:w="863"/>
+            <w:tcW w:type="dxa" w:w="862"/>
             <w:shd w:val="clear" w:color="auto" w:fill="FAF6F7"/>
           </w:tcPr>
           <w:p>
@@ -2673,7 +2732,7 @@
         </w:tc>
         <w:tc>
           <w:tcPr>
-            <w:tcW w:type="dxa" w:w="2204"/>
+            <w:tcW w:type="dxa" w:w="2170"/>
             <w:shd w:val="clear" w:color="auto" w:fill="FAF6F7"/>
           </w:tcPr>
           <w:p>
@@ -2690,7 +2749,7 @@
         </w:tc>
         <w:tc>
           <w:tcPr>
-            <w:tcW w:type="dxa" w:w="2337"/>
+            <w:tcW w:type="dxa" w:w="2433"/>
             <w:shd w:val="clear" w:color="auto" w:fill="FAF6F7"/>
           </w:tcPr>
           <w:p>
@@ -2707,7 +2766,7 @@
         </w:tc>
         <w:tc>
           <w:tcPr>
-            <w:tcW w:type="dxa" w:w="4007"/>
+            <w:tcW w:type="dxa" w:w="3946"/>
             <w:shd w:val="clear" w:color="auto" w:fill="FAF6F7"/>
           </w:tcPr>
           <w:p>
@@ -2729,7 +2788,7 @@
         </w:trPr>
         <w:tc>
           <w:tcPr>
-            <w:tcW w:type="dxa" w:w="863"/>
+            <w:tcW w:type="dxa" w:w="862"/>
           </w:tcPr>
           <w:p>
             <w:pPr>
@@ -2745,7 +2804,7 @@
         </w:tc>
         <w:tc>
           <w:tcPr>
-            <w:tcW w:type="dxa" w:w="2204"/>
+            <w:tcW w:type="dxa" w:w="2170"/>
           </w:tcPr>
           <w:p>
             <w:pPr>
@@ -2761,7 +2820,7 @@
         </w:tc>
         <w:tc>
           <w:tcPr>
-            <w:tcW w:type="dxa" w:w="2337"/>
+            <w:tcW w:type="dxa" w:w="2433"/>
           </w:tcPr>
           <w:p>
             <w:pPr>
@@ -2777,7 +2836,7 @@
         </w:tc>
         <w:tc>
           <w:tcPr>
-            <w:tcW w:type="dxa" w:w="4007"/>
+            <w:tcW w:type="dxa" w:w="3946"/>
           </w:tcPr>
           <w:p>
             <w:pPr>
@@ -2787,7 +2846,7 @@
               <w:rPr>
                 <w:sz w:val="19"/>
               </w:rPr>
-              <w:t>See exactly what changed in this release</w:t>
+              <w:t>See exactly what changed in the 30 September release</w:t>
             </w:r>
           </w:p>
         </w:tc>
@@ -2798,8 +2857,80 @@
         </w:trPr>
         <w:tc>
           <w:tcPr>
-            <w:tcW w:type="dxa" w:w="863"/>
+            <w:tcW w:type="dxa" w:w="862"/>
             <w:shd w:val="clear" w:color="auto" w:fill="FAF6F7"/>
+          </w:tcPr>
+          <w:p>
+            <w:pPr>
+              <w:spacing w:after="0" w:line="252" w:lineRule="auto"/>
+            </w:pPr>
+            <w:r>
+              <w:rPr>
+                <w:sz w:val="19"/>
+              </w:rPr>
+              <w:t>07b</w:t>
+            </w:r>
+          </w:p>
+        </w:tc>
+        <w:tc>
+          <w:tcPr>
+            <w:tcW w:type="dxa" w:w="2170"/>
+            <w:shd w:val="clear" w:color="auto" w:fill="FAF6F7"/>
+          </w:tcPr>
+          <w:p>
+            <w:pPr>
+              <w:spacing w:after="0" w:line="252" w:lineRule="auto"/>
+            </w:pPr>
+            <w:r>
+              <w:rPr>
+                <w:sz w:val="19"/>
+              </w:rPr>
+              <w:t>Release Notes, 7 October 2026</w:t>
+            </w:r>
+          </w:p>
+        </w:tc>
+        <w:tc>
+          <w:tcPr>
+            <w:tcW w:type="dxa" w:w="2433"/>
+            <w:shd w:val="clear" w:color="auto" w:fill="FAF6F7"/>
+          </w:tcPr>
+          <w:p>
+            <w:pPr>
+              <w:spacing w:after="0" w:line="252" w:lineRule="auto"/>
+            </w:pPr>
+            <w:r>
+              <w:rPr>
+                <w:sz w:val="19"/>
+              </w:rPr>
+              <w:t>Project team, administrators, testers</w:t>
+            </w:r>
+          </w:p>
+        </w:tc>
+        <w:tc>
+          <w:tcPr>
+            <w:tcW w:type="dxa" w:w="3946"/>
+            <w:shd w:val="clear" w:color="auto" w:fill="FAF6F7"/>
+          </w:tcPr>
+          <w:p>
+            <w:pPr>
+              <w:spacing w:after="0" w:line="252" w:lineRule="auto"/>
+            </w:pPr>
+            <w:r>
+              <w:rPr>
+                <w:sz w:val="19"/>
+              </w:rPr>
+              <w:t>See what changed for the round 2 feedback and how to retest each item</w:t>
+            </w:r>
+          </w:p>
+        </w:tc>
+      </w:tr>
+      <w:tr>
+        <w:trPr>
+          <w:cantSplit/>
+        </w:trPr>
+        <w:tc>
+          <w:tcPr>
+            <w:tcW w:type="dxa" w:w="862"/>
           </w:tcPr>
           <w:p>
             <w:pPr>
@@ -2815,8 +2946,7 @@
         </w:tc>
         <w:tc>
           <w:tcPr>
-            <w:tcW w:type="dxa" w:w="2204"/>
-            <w:shd w:val="clear" w:color="auto" w:fill="FAF6F7"/>
+            <w:tcW w:type="dxa" w:w="2170"/>
           </w:tcPr>
           <w:p>
             <w:pPr>
@@ -2832,8 +2962,7 @@
         </w:tc>
         <w:tc>
           <w:tcPr>
-            <w:tcW w:type="dxa" w:w="2337"/>
-            <w:shd w:val="clear" w:color="auto" w:fill="FAF6F7"/>
+            <w:tcW w:type="dxa" w:w="2433"/>
           </w:tcPr>
           <w:p>
             <w:pPr>
@@ -2849,8 +2978,7 @@
         </w:tc>
         <w:tc>
           <w:tcPr>
-            <w:tcW w:type="dxa" w:w="4007"/>
-            <w:shd w:val="clear" w:color="auto" w:fill="FAF6F7"/>
+            <w:tcW w:type="dxa" w:w="3946"/>
           </w:tcPr>
           <w:p>
             <w:pPr>
@@ -2871,7 +2999,8 @@
         </w:trPr>
         <w:tc>
           <w:tcPr>
-            <w:tcW w:type="dxa" w:w="863"/>
+            <w:tcW w:type="dxa" w:w="862"/>
+            <w:shd w:val="clear" w:color="auto" w:fill="FAF6F7"/>
           </w:tcPr>
           <w:p>
             <w:pPr>
@@ -2887,7 +3016,8 @@
         </w:tc>
         <w:tc>
           <w:tcPr>
-            <w:tcW w:type="dxa" w:w="2204"/>
+            <w:tcW w:type="dxa" w:w="2170"/>
+            <w:shd w:val="clear" w:color="auto" w:fill="FAF6F7"/>
           </w:tcPr>
           <w:p>
             <w:pPr>
@@ -2903,7 +3033,8 @@
         </w:tc>
         <w:tc>
           <w:tcPr>
-            <w:tcW w:type="dxa" w:w="2337"/>
+            <w:tcW w:type="dxa" w:w="2433"/>
+            <w:shd w:val="clear" w:color="auto" w:fill="FAF6F7"/>
           </w:tcPr>
           <w:p>
             <w:pPr>
@@ -2919,7 +3050,8 @@
         </w:tc>
         <w:tc>
           <w:tcPr>
-            <w:tcW w:type="dxa" w:w="4007"/>
+            <w:tcW w:type="dxa" w:w="3946"/>
+            <w:shd w:val="clear" w:color="auto" w:fill="FAF6F7"/>
           </w:tcPr>
           <w:p>
             <w:pPr>
@@ -2997,7 +3129,7 @@
       </w:r>
       <w:r>
         <w:rPr/>
-        <w:t>Retest the round 1 feedback with document 03 and record the results in the feedback sheet</w:t>
+        <w:t>Retest the round 1 and round 2 feedback with documents 03 and 07b and record the results in the feedback sheets</w:t>
       </w:r>
     </w:p>
     <w:p>
@@ -3017,7 +3149,7 @@
       </w:r>
       <w:r>
         <w:rPr/>
-        <w:t>Sign in with the first Admin account, replace its password (section 3), and create named accounts for all staff</w:t>
+        <w:t>Sign in with the first Admin account, replace its password (section 3), and create named accounts for all staff and testers; stop using the shared account, and rename or deactivate it</w:t>
       </w:r>
     </w:p>
     <w:p>
@@ -3127,6 +3259,26 @@
       </w:r>
       <w:r>
         <w:rPr/>
+        <w:t>Approve, or decline, a clean-up of the test data on the live system (feedback item 34; document 08, item 1.12)</w:t>
+      </w:r>
+    </w:p>
+    <w:p>
+      <w:pPr>
+        <w:tabs>
+          <w:tab w:pos="425" w:val="left"/>
+        </w:tabs>
+        <w:spacing w:after="60"/>
+        <w:ind w:left="425" w:hanging="340"/>
+      </w:pPr>
+      <w:r>
+        <w:rPr>
+          <w:sz w:val="24"/>
+        </w:rPr>
+        <w:t>☐</w:t>
+        <w:tab/>
+      </w:r>
+      <w:r>
+        <w:rPr/>
         <w:t>Review the known issues (document 08) and agree which to fix next</w:t>
       </w:r>
     </w:p>
@@ -3175,7 +3327,27 @@
       </w:r>
       <w:r>
         <w:rPr/>
-        <w:t>Deploy the 30 September release and confirm it is live (document 06)</w:t>
+        <w:t>Deploy the 30 September and 7 October releases and confirm they are live (document 06)</w:t>
+      </w:r>
+    </w:p>
+    <w:p>
+      <w:pPr>
+        <w:tabs>
+          <w:tab w:pos="425" w:val="left"/>
+        </w:tabs>
+        <w:spacing w:after="60"/>
+        <w:ind w:left="425" w:hanging="340"/>
+      </w:pPr>
+      <w:r>
+        <w:rPr>
+          <w:sz w:val="24"/>
+        </w:rPr>
+        <w:t>☐</w:t>
+        <w:tab/>
+      </w:r>
+      <w:r>
+        <w:rPr/>
+        <w:t>Once the customer approves, remove the test data from the live system, after a backup</w:t>
       </w:r>
     </w:p>
     <w:p>
@@ -3322,6 +3494,15 @@
       <w:r>
         <w:rPr/>
         <w:t>Is multi-factor sign-in required? It is not built yet; document 08 explains the options.</w:t>
+      </w:r>
+    </w:p>
+    <w:p>
+      <w:pPr>
+        <w:pStyle w:val="ListBullet"/>
+      </w:pPr>
+      <w:r>
+        <w:rPr/>
+        <w:t>Which test records should be removed from the live system before user acceptance testing, and who approves the clean-up?</w:t>
       </w:r>
     </w:p>
     <w:sectPr>
